--- a/instance/AI/测试用例/通义千问识别的需求文档生成测试用例模版.docx
+++ b/instance/AI/测试用例/通义千问识别的需求文档生成测试用例模版.docx
@@ -7,8 +7,6 @@
         <w:spacing w:before="480" w:after="480" w:line="288" w:lineRule="auto"/>
         <w:ind w:left="0"/>
       </w:pPr>
-      <w:bookmarkStart w:id="21" w:name="_GoBack"/>
-      <w:bookmarkEnd w:id="21"/>
       <w:r>
         <w:rPr>
           <w:rFonts w:ascii="Arial" w:hAnsi="Arial" w:eastAsia="等线" w:cs="Arial"/>
@@ -595,13 +593,31 @@
         <w:spacing w:before="120" w:after="120" w:line="288" w:lineRule="auto"/>
         <w:ind w:left="0"/>
         <w:jc w:val="left"/>
-      </w:pPr>
-      <w:r>
-        <w:rPr>
-          <w:rFonts w:ascii="Arial" w:hAnsi="Arial" w:eastAsia="等线" w:cs="Arial"/>
-          <w:sz w:val="22"/>
-        </w:rPr>
-        <w:t>格式：明确该功能的用途、操作路径，无冗余，示例：用户通过首页“注册”按钮进入注册页面，填写用户名、手机号、密码、确认密码，提交后完成注册，注册成功后自动跳转至登录页面。</w:t>
+        <w:rPr>
+          <w:rFonts w:ascii="Arial" w:hAnsi="Arial" w:eastAsia="等线" w:cs="Arial"/>
+          <w:sz w:val="22"/>
+        </w:rPr>
+      </w:pPr>
+      <w:r>
+        <w:rPr>
+          <w:rFonts w:ascii="Arial" w:hAnsi="Arial" w:eastAsia="等线" w:cs="Arial"/>
+          <w:sz w:val="22"/>
+        </w:rPr>
+        <w:t>格式：明确该功能的用途、操作路径，无冗余，</w:t>
+      </w:r>
+    </w:p>
+    <w:p>
+      <w:pPr>
+        <w:spacing w:before="120" w:after="120" w:line="288" w:lineRule="auto"/>
+        <w:ind w:left="0"/>
+        <w:jc w:val="left"/>
+      </w:pPr>
+      <w:r>
+        <w:rPr>
+          <w:rFonts w:ascii="Arial" w:hAnsi="Arial" w:eastAsia="等线" w:cs="Arial"/>
+          <w:sz w:val="22"/>
+        </w:rPr>
+        <w:t>示例：用户通过首页“注册”按钮进入注册页面，填写用户名、手机号、密码、确认密码，提交后完成注册，注册成功后自动跳转至登录页面。</w:t>
       </w:r>
     </w:p>
     <w:p>
@@ -2011,20 +2027,15 @@
         </w:rPr>
         <w:t>3.  建议每个功能点独立成节，避免多个功能点合并编写，减少大模型提取信息时的混淆。</w:t>
       </w:r>
-    </w:p>
-    <w:p>
-      <w:pPr>
-        <w:spacing w:before="120" w:after="120" w:line="288" w:lineRule="auto"/>
-        <w:ind w:left="0"/>
-        <w:jc w:val="left"/>
-      </w:pPr>
-      <w:r>
-        <w:rPr>
-          <w:rFonts w:ascii="Arial" w:hAnsi="Arial" w:eastAsia="等线" w:cs="Arial"/>
-          <w:sz w:val="22"/>
-        </w:rPr>
-        <w:t>|（注：文档部分内容可能由 AI 生成)</w:t>
-      </w:r>
+      <w:bookmarkStart w:id="21" w:name="_GoBack"/>
+      <w:bookmarkEnd w:id="21"/>
+    </w:p>
+    <w:p>
+      <w:pPr>
+        <w:spacing w:before="120" w:after="120" w:line="288" w:lineRule="auto"/>
+        <w:ind w:left="0"/>
+        <w:jc w:val="left"/>
+      </w:pPr>
     </w:p>
     <w:sectPr>
       <w:headerReference r:id="rId3" w:type="default"/>
